--- a/조직개편_검토표_2026.docx
+++ b/조직개편_검토표_2026.docx
@@ -548,14 +548,18 @@
           <w:p>
             <w:pPr>
               <w:spacing w:after="0" w:before="0" w:line="264"/>
-            </w:pPr>
-            <w:r>
-              <w:rPr>
-                <w:rFonts w:ascii="맑은 고딕" w:cs="맑은 고딕" w:eastAsia="맑은 고딕" w:hAnsi="맑은 고딕"/>
-                <w:sz w:val="17"/>
-                <w:szCs w:val="17"/>
-              </w:rPr>
-              <w:t xml:space="preserve"/>
+              <w:jc w:val="center"/>
+            </w:pPr>
+            <w:r>
+              <w:rPr>
+                <w:rFonts w:ascii="맑은 고딕" w:cs="맑은 고딕" w:eastAsia="맑은 고딕" w:hAnsi="맑은 고딕"/>
+                <w:b/>
+                <w:bCs/>
+                <w:color w:val="1D3F6E"/>
+                <w:sz w:val="18"/>
+                <w:szCs w:val="18"/>
+              </w:rPr>
+              <w:t xml:space="preserve">교무국</w:t>
             </w:r>
           </w:p>
         </w:tc>
@@ -778,7 +782,7 @@
             <w:tcBorders>
               <w:top w:val="none" w:color="FFFFFF" w:sz="0"/>
               <w:left w:val="single" w:color="B9C3D3" w:sz="4"/>
-              <w:bottom w:val="none" w:color="FFFFFF" w:sz="0"/>
+              <w:bottom w:val="single" w:color="B9C3D3" w:sz="4"/>
               <w:right w:val="single" w:color="B9C3D3" w:sz="4"/>
             </w:tcBorders>
             <w:shd w:fill="F3F6FA" w:color="auto" w:val="clear"/>
@@ -793,18 +797,14 @@
           <w:p>
             <w:pPr>
               <w:spacing w:after="0" w:before="0" w:line="264"/>
-              <w:jc w:val="center"/>
-            </w:pPr>
-            <w:r>
-              <w:rPr>
-                <w:rFonts w:ascii="맑은 고딕" w:cs="맑은 고딕" w:eastAsia="맑은 고딕" w:hAnsi="맑은 고딕"/>
-                <w:b/>
-                <w:bCs/>
-                <w:color w:val="1D3F6E"/>
-                <w:sz w:val="18"/>
-                <w:szCs w:val="18"/>
-              </w:rPr>
-              <w:t xml:space="preserve">교무국</w:t>
+            </w:pPr>
+            <w:r>
+              <w:rPr>
+                <w:rFonts w:ascii="맑은 고딕" w:cs="맑은 고딕" w:eastAsia="맑은 고딕" w:hAnsi="맑은 고딕"/>
+                <w:sz w:val="17"/>
+                <w:szCs w:val="17"/>
+              </w:rPr>
+              <w:t xml:space="preserve"/>
             </w:r>
           </w:p>
         </w:tc>
@@ -1025,9 +1025,9 @@
           <w:tcPr>
             <w:tcW w:type="dxa" w:w="1250"/>
             <w:tcBorders>
-              <w:top w:val="none" w:color="FFFFFF" w:sz="0"/>
-              <w:left w:val="single" w:color="B9C3D3" w:sz="4"/>
-              <w:bottom w:val="single" w:color="B9C3D3" w:sz="4"/>
+              <w:top w:val="single" w:color="B9C3D3" w:sz="4"/>
+              <w:left w:val="single" w:color="B9C3D3" w:sz="4"/>
+              <w:bottom w:val="none" w:color="FFFFFF" w:sz="0"/>
               <w:right w:val="single" w:color="B9C3D3" w:sz="4"/>
             </w:tcBorders>
             <w:shd w:fill="F3F6FA" w:color="auto" w:val="clear"/>
@@ -1082,7 +1082,7 @@
                 <w:sz w:val="17"/>
                 <w:szCs w:val="17"/>
               </w:rPr>
-              <w:t xml:space="preserve">경향관 관리위원회</w:t>
+              <w:t xml:space="preserve">행정지원팀</w:t>
             </w:r>
           </w:p>
         </w:tc>
@@ -1095,6 +1095,7 @@
               <w:bottom w:val="single" w:color="B9C3D3" w:sz="4"/>
               <w:right w:val="single" w:color="B9C3D3" w:sz="4"/>
             </w:tcBorders>
+            <w:shd w:fill="FFF3C4" w:color="auto" w:val="clear"/>
             <w:tcMar>
               <w:top w:type="dxa" w:w="50"/>
               <w:left w:type="dxa" w:w="90"/>
@@ -1111,13 +1112,13 @@
             <w:r>
               <w:rPr>
                 <w:rFonts w:ascii="맑은 고딕" w:cs="맑은 고딕" w:eastAsia="맑은 고딕" w:hAnsi="맑은 고딕"/>
-                <w:b w:val="false"/>
-                <w:bCs w:val="false"/>
-                <w:color w:val="4B5563"/>
-                <w:sz w:val="17"/>
-                <w:szCs w:val="17"/>
-              </w:rPr>
-              <w:t xml:space="preserve">유지</w:t>
+                <w:b/>
+                <w:bCs/>
+                <w:color w:val="7C5A00"/>
+                <w:sz w:val="17"/>
+                <w:szCs w:val="17"/>
+              </w:rPr>
+              <w:t xml:space="preserve">신설</w:t>
             </w:r>
           </w:p>
         </w:tc>
@@ -1148,7 +1149,7 @@
                 <w:sz w:val="17"/>
                 <w:szCs w:val="17"/>
               </w:rPr>
-              <w:t xml:space="preserve">사무국 › 경향관 관리위원회</w:t>
+              <w:t xml:space="preserve"/>
             </w:r>
           </w:p>
         </w:tc>
@@ -1179,7 +1180,7 @@
                 <w:sz w:val="17"/>
                 <w:szCs w:val="17"/>
               </w:rPr>
-              <w:t xml:space="preserve">사무국 소속 위원회</w:t>
+              <w:t xml:space="preserve"/>
             </w:r>
           </w:p>
         </w:tc>
@@ -1256,7 +1257,7 @@
           <w:tcPr>
             <w:tcW w:type="dxa" w:w="1250"/>
             <w:tcBorders>
-              <w:top w:val="single" w:color="B9C3D3" w:sz="4"/>
+              <w:top w:val="none" w:color="FFFFFF" w:sz="0"/>
               <w:left w:val="single" w:color="B9C3D3" w:sz="4"/>
               <w:bottom w:val="none" w:color="FFFFFF" w:sz="0"/>
               <w:right w:val="single" w:color="B9C3D3" w:sz="4"/>
@@ -1313,7 +1314,7 @@
                 <w:sz w:val="17"/>
                 <w:szCs w:val="17"/>
               </w:rPr>
-              <w:t xml:space="preserve">행정지원팀</w:t>
+              <w:t xml:space="preserve">시설관리팀</w:t>
             </w:r>
           </w:p>
         </w:tc>
@@ -1326,7 +1327,6 @@
               <w:bottom w:val="single" w:color="B9C3D3" w:sz="4"/>
               <w:right w:val="single" w:color="B9C3D3" w:sz="4"/>
             </w:tcBorders>
-            <w:shd w:fill="FFF3C4" w:color="auto" w:val="clear"/>
             <w:tcMar>
               <w:top w:type="dxa" w:w="50"/>
               <w:left w:type="dxa" w:w="90"/>
@@ -1343,13 +1343,13 @@
             <w:r>
               <w:rPr>
                 <w:rFonts w:ascii="맑은 고딕" w:cs="맑은 고딕" w:eastAsia="맑은 고딕" w:hAnsi="맑은 고딕"/>
-                <w:b/>
-                <w:bCs/>
-                <w:color w:val="7C5A00"/>
-                <w:sz w:val="17"/>
-                <w:szCs w:val="17"/>
-              </w:rPr>
-              <w:t xml:space="preserve">신설</w:t>
+                <w:b w:val="false"/>
+                <w:bCs w:val="false"/>
+                <w:color w:val="4B5563"/>
+                <w:sz w:val="17"/>
+                <w:szCs w:val="17"/>
+              </w:rPr>
+              <w:t xml:space="preserve">유지</w:t>
             </w:r>
           </w:p>
         </w:tc>
@@ -1442,7 +1442,7 @@
                 <w:sz w:val="17"/>
                 <w:szCs w:val="17"/>
               </w:rPr>
-              <w:t xml:space="preserve"/>
+              <w:t xml:space="preserve">장기수선위원회 포함 검토</w:t>
             </w:r>
           </w:p>
         </w:tc>
@@ -1505,47 +1505,51 @@
           <w:p>
             <w:pPr>
               <w:spacing w:after="0" w:before="0" w:line="264"/>
-            </w:pPr>
-            <w:r>
-              <w:rPr>
-                <w:rFonts w:ascii="맑은 고딕" w:cs="맑은 고딕" w:eastAsia="맑은 고딕" w:hAnsi="맑은 고딕"/>
-                <w:sz w:val="17"/>
-                <w:szCs w:val="17"/>
-              </w:rPr>
-              <w:t xml:space="preserve"/>
-            </w:r>
-          </w:p>
-        </w:tc>
-        <w:tc>
-          <w:tcPr>
-            <w:tcW w:type="dxa" w:w="2050"/>
-            <w:tcBorders>
-              <w:top w:val="single" w:color="B9C3D3" w:sz="4"/>
-              <w:left w:val="single" w:color="B9C3D3" w:sz="4"/>
-              <w:bottom w:val="single" w:color="B9C3D3" w:sz="4"/>
-              <w:right w:val="single" w:color="B9C3D3" w:sz="4"/>
-            </w:tcBorders>
-            <w:tcMar>
-              <w:top w:type="dxa" w:w="50"/>
-              <w:left w:type="dxa" w:w="90"/>
-              <w:bottom w:type="dxa" w:w="50"/>
-              <w:right w:type="dxa" w:w="90"/>
-            </w:tcMar>
-            <w:vAlign w:val="center"/>
-          </w:tcPr>
-          <w:p>
-            <w:pPr>
-              <w:spacing w:after="0" w:before="0" w:line="264"/>
+              <w:jc w:val="center"/>
             </w:pPr>
             <w:r>
               <w:rPr>
                 <w:rFonts w:ascii="맑은 고딕" w:cs="맑은 고딕" w:eastAsia="맑은 고딕" w:hAnsi="맑은 고딕"/>
                 <w:b/>
                 <w:bCs/>
-                <w:sz w:val="17"/>
-                <w:szCs w:val="17"/>
-              </w:rPr>
-              <w:t xml:space="preserve">시설관리팀</w:t>
+                <w:color w:val="1D3F6E"/>
+                <w:sz w:val="18"/>
+                <w:szCs w:val="18"/>
+              </w:rPr>
+              <w:t xml:space="preserve">사무국</w:t>
+            </w:r>
+          </w:p>
+        </w:tc>
+        <w:tc>
+          <w:tcPr>
+            <w:tcW w:type="dxa" w:w="2050"/>
+            <w:tcBorders>
+              <w:top w:val="single" w:color="B9C3D3" w:sz="4"/>
+              <w:left w:val="single" w:color="B9C3D3" w:sz="4"/>
+              <w:bottom w:val="single" w:color="B9C3D3" w:sz="4"/>
+              <w:right w:val="single" w:color="B9C3D3" w:sz="4"/>
+            </w:tcBorders>
+            <w:tcMar>
+              <w:top w:type="dxa" w:w="50"/>
+              <w:left w:type="dxa" w:w="90"/>
+              <w:bottom w:type="dxa" w:w="50"/>
+              <w:right w:type="dxa" w:w="90"/>
+            </w:tcMar>
+            <w:vAlign w:val="center"/>
+          </w:tcPr>
+          <w:p>
+            <w:pPr>
+              <w:spacing w:after="0" w:before="0" w:line="264"/>
+            </w:pPr>
+            <w:r>
+              <w:rPr>
+                <w:rFonts w:ascii="맑은 고딕" w:cs="맑은 고딕" w:eastAsia="맑은 고딕" w:hAnsi="맑은 고딕"/>
+                <w:b/>
+                <w:bCs/>
+                <w:sz w:val="17"/>
+                <w:szCs w:val="17"/>
+              </w:rPr>
+              <w:t xml:space="preserve">재정팀</w:t>
             </w:r>
           </w:p>
         </w:tc>
@@ -1673,7 +1677,7 @@
                 <w:sz w:val="17"/>
                 <w:szCs w:val="17"/>
               </w:rPr>
-              <w:t xml:space="preserve">장기수선위원회 포함 검토</w:t>
+              <w:t xml:space="preserve"/>
             </w:r>
           </w:p>
         </w:tc>
@@ -1736,51 +1740,47 @@
           <w:p>
             <w:pPr>
               <w:spacing w:after="0" w:before="0" w:line="264"/>
-              <w:jc w:val="center"/>
+            </w:pPr>
+            <w:r>
+              <w:rPr>
+                <w:rFonts w:ascii="맑은 고딕" w:cs="맑은 고딕" w:eastAsia="맑은 고딕" w:hAnsi="맑은 고딕"/>
+                <w:sz w:val="17"/>
+                <w:szCs w:val="17"/>
+              </w:rPr>
+              <w:t xml:space="preserve"/>
+            </w:r>
+          </w:p>
+        </w:tc>
+        <w:tc>
+          <w:tcPr>
+            <w:tcW w:type="dxa" w:w="2050"/>
+            <w:tcBorders>
+              <w:top w:val="single" w:color="B9C3D3" w:sz="4"/>
+              <w:left w:val="single" w:color="B9C3D3" w:sz="4"/>
+              <w:bottom w:val="single" w:color="B9C3D3" w:sz="4"/>
+              <w:right w:val="single" w:color="B9C3D3" w:sz="4"/>
+            </w:tcBorders>
+            <w:tcMar>
+              <w:top w:type="dxa" w:w="50"/>
+              <w:left w:type="dxa" w:w="90"/>
+              <w:bottom w:type="dxa" w:w="50"/>
+              <w:right w:type="dxa" w:w="90"/>
+            </w:tcMar>
+            <w:vAlign w:val="center"/>
+          </w:tcPr>
+          <w:p>
+            <w:pPr>
+              <w:spacing w:after="0" w:before="0" w:line="264"/>
             </w:pPr>
             <w:r>
               <w:rPr>
                 <w:rFonts w:ascii="맑은 고딕" w:cs="맑은 고딕" w:eastAsia="맑은 고딕" w:hAnsi="맑은 고딕"/>
                 <w:b/>
                 <w:bCs/>
-                <w:color w:val="1D3F6E"/>
-                <w:sz w:val="18"/>
-                <w:szCs w:val="18"/>
-              </w:rPr>
-              <w:t xml:space="preserve">사무국</w:t>
-            </w:r>
-          </w:p>
-        </w:tc>
-        <w:tc>
-          <w:tcPr>
-            <w:tcW w:type="dxa" w:w="2050"/>
-            <w:tcBorders>
-              <w:top w:val="single" w:color="B9C3D3" w:sz="4"/>
-              <w:left w:val="single" w:color="B9C3D3" w:sz="4"/>
-              <w:bottom w:val="single" w:color="B9C3D3" w:sz="4"/>
-              <w:right w:val="single" w:color="B9C3D3" w:sz="4"/>
-            </w:tcBorders>
-            <w:tcMar>
-              <w:top w:type="dxa" w:w="50"/>
-              <w:left w:type="dxa" w:w="90"/>
-              <w:bottom w:type="dxa" w:w="50"/>
-              <w:right w:type="dxa" w:w="90"/>
-            </w:tcMar>
-            <w:vAlign w:val="center"/>
-          </w:tcPr>
-          <w:p>
-            <w:pPr>
-              <w:spacing w:after="0" w:before="0" w:line="264"/>
-            </w:pPr>
-            <w:r>
-              <w:rPr>
-                <w:rFonts w:ascii="맑은 고딕" w:cs="맑은 고딕" w:eastAsia="맑은 고딕" w:hAnsi="맑은 고딕"/>
-                <w:b/>
-                <w:bCs/>
-                <w:sz w:val="17"/>
-                <w:szCs w:val="17"/>
-              </w:rPr>
-              <w:t xml:space="preserve">재정팀</w:t>
+                <w:sz w:val="17"/>
+                <w:szCs w:val="17"/>
+              </w:rPr>
+              <w:t xml:space="preserve">검사팀</w:t>
             </w:r>
           </w:p>
         </w:tc>
@@ -1908,7 +1908,7 @@
                 <w:sz w:val="17"/>
                 <w:szCs w:val="17"/>
               </w:rPr>
-              <w:t xml:space="preserve"/>
+              <w:t xml:space="preserve">검사 결과는 당회에 보고</w:t>
             </w:r>
           </w:p>
         </w:tc>
@@ -2011,7 +2011,7 @@
                 <w:sz w:val="17"/>
                 <w:szCs w:val="17"/>
               </w:rPr>
-              <w:t xml:space="preserve">검사팀</w:t>
+              <w:t xml:space="preserve">법무팀</w:t>
             </w:r>
           </w:p>
         </w:tc>
@@ -2139,7 +2139,7 @@
                 <w:sz w:val="17"/>
                 <w:szCs w:val="17"/>
               </w:rPr>
-              <w:t xml:space="preserve">검사 결과는 당회에 보고</w:t>
+              <w:t xml:space="preserve"/>
             </w:r>
           </w:p>
         </w:tc>
@@ -2242,7 +2242,7 @@
                 <w:sz w:val="17"/>
                 <w:szCs w:val="17"/>
               </w:rPr>
-              <w:t xml:space="preserve">법무팀</w:t>
+              <w:t xml:space="preserve">경향관 관리위원회</w:t>
             </w:r>
           </w:p>
         </w:tc>
@@ -2308,7 +2308,7 @@
                 <w:sz w:val="17"/>
                 <w:szCs w:val="17"/>
               </w:rPr>
-              <w:t xml:space="preserve"/>
+              <w:t xml:space="preserve">사무국 › 경향관 관리위원회</w:t>
             </w:r>
           </w:p>
         </w:tc>
@@ -2339,7 +2339,7 @@
                 <w:sz w:val="17"/>
                 <w:szCs w:val="17"/>
               </w:rPr>
-              <w:t xml:space="preserve"/>
+              <w:t xml:space="preserve">사무국 소속 위원회</w:t>
             </w:r>
           </w:p>
         </w:tc>
